--- a/extrakty/doc/TC278WG7/extract_22726-1_(2025).docx
+++ b/extrakty/doc/TC278WG7/extract_22726-1_(2025).docx
@@ -226,7 +226,23 @@
                 <w:sz w:val="28"/>
                 <w:szCs w:val="28"/>
               </w:rPr>
-              <w:t>Specifikace dynamických dat a mapové databáze pro aplikace připojených a automatizovaných systémů řízení</w:t>
+              <w:t>Specifikace dynamických dat a mapové databáze pro aplikace p</w:t>
+            </w:r>
+            <w:r>
+              <w:rPr>
+                <w:b/>
+                <w:sz w:val="28"/>
+                <w:szCs w:val="28"/>
+              </w:rPr>
+              <w:t>ro</w:t>
+            </w:r>
+            <w:r>
+              <w:rPr>
+                <w:b/>
+                <w:sz w:val="28"/>
+                <w:szCs w:val="28"/>
+              </w:rPr>
+              <w:t>pojených a automatizovaných systémů řízení</w:t>
             </w:r>
             <w:r>
               <w:rPr>

--- a/extrakty/doc/TC278WG7/extract_22726-1_(2025).docx
+++ b/extrakty/doc/TC278WG7/extract_22726-1_(2025).docx
@@ -93,8 +93,6 @@
         </w:rPr>
         <w:t>EXTRAKT z techni</w:t>
       </w:r>
-      <w:commentRangeStart w:id="1"/>
-      <w:commentRangeStart w:id="2"/>
       <w:r>
         <w:rPr>
           <w:b/>
@@ -104,30 +102,6 @@
           <w:szCs w:val="40"/>
         </w:rPr>
         <w:t>cké specifikace ISO</w:t>
-      </w:r>
-      <w:commentRangeEnd w:id="1"/>
-      <w:r>
-        <w:rPr>
-          <w:rStyle w:val="Odkaznakoment"/>
-          <w:b/>
-          <w:bCs/>
-          <w:color w:val="000000"/>
-          <w:sz w:val="40"/>
-          <w:szCs w:val="40"/>
-        </w:rPr>
-        <w:commentReference w:id="1"/>
-      </w:r>
-      <w:commentRangeEnd w:id="2"/>
-      <w:r>
-        <w:rPr>
-          <w:rStyle w:val="Odkaznakoment"/>
-          <w:b/>
-          <w:bCs/>
-          <w:color w:val="000000"/>
-          <w:sz w:val="40"/>
-          <w:szCs w:val="40"/>
-        </w:rPr>
-        <w:commentReference w:id="2"/>
       </w:r>
     </w:p>
     <w:p>
@@ -368,7 +342,6 @@
       </w:pPr>
       <w:bookmarkStart w:id="5" w:name="_heading=h.1fob9te"/>
       <w:bookmarkEnd w:id="5"/>
-      <w:commentRangeStart w:id="6"/>
       <w:r>
         <w:rPr>
           <w:color w:val="000000" w:themeColor="text1"/>
@@ -422,16 +395,6 @@
           <w:szCs w:val="28"/>
         </w:rPr>
         <w:t xml:space="preserve"> stran</w:t>
-      </w:r>
-      <w:commentRangeEnd w:id="6"/>
-      <w:r>
-        <w:rPr>
-          <w:rStyle w:val="Odkaznakoment"/>
-          <w:color w:val="000000"/>
-          <w:sz w:val="20"/>
-          <w:szCs w:val="20"/>
-        </w:rPr>
-        <w:commentReference w:id="6"/>
       </w:r>
     </w:p>
     <w:p>
@@ -1464,7 +1427,6 @@
         <w:lastRenderedPageBreak/>
         <w:t>Přehledová kapit</w:t>
       </w:r>
-      <w:commentRangeStart w:id="18"/>
       <w:r>
         <w:t xml:space="preserve">ola </w:t>
       </w:r>
@@ -1480,40 +1442,11 @@
       <w:r>
         <w:t xml:space="preserve"> defi</w:t>
       </w:r>
-      <w:commentRangeEnd w:id="18"/>
-      <w:r>
-        <w:rPr>
-          <w:rStyle w:val="Odkaznakoment"/>
-          <w:sz w:val="20"/>
-          <w:szCs w:val="20"/>
-        </w:rPr>
-        <w:commentReference w:id="18"/>
-      </w:r>
       <w:r>
         <w:t xml:space="preserve">nuje klíčové koncepty a konfiguraci Map pro vysoce automatizované řízení MHAD. Identifikuje </w:t>
       </w:r>
-      <w:commentRangeStart w:id="19"/>
-      <w:commentRangeStart w:id="20"/>
       <w:r>
         <w:t>podbalíčky</w:t>
-      </w:r>
-      <w:commentRangeEnd w:id="19"/>
-      <w:r>
-        <w:rPr>
-          <w:rStyle w:val="Odkaznakoment"/>
-          <w:sz w:val="20"/>
-          <w:szCs w:val="20"/>
-        </w:rPr>
-        <w:commentReference w:id="19"/>
-      </w:r>
-      <w:commentRangeEnd w:id="20"/>
-      <w:r>
-        <w:rPr>
-          <w:rStyle w:val="Odkaznakoment"/>
-          <w:sz w:val="20"/>
-          <w:szCs w:val="20"/>
-        </w:rPr>
-        <w:commentReference w:id="20"/>
       </w:r>
       <w:r>
         <w:t xml:space="preserve"> </w:t>
@@ -1771,32 +1704,12 @@
       <w:r>
         <w:t>Ba</w:t>
       </w:r>
-      <w:commentRangeStart w:id="21"/>
-      <w:commentRangeStart w:id="22"/>
       <w:r>
         <w:t>líček</w:t>
       </w:r>
       <w:r>
         <w:t xml:space="preserve"> </w:t>
       </w:r>
-      <w:commentRangeEnd w:id="21"/>
-      <w:r>
-        <w:rPr>
-          <w:rStyle w:val="Odkaznakoment"/>
-          <w:sz w:val="20"/>
-          <w:szCs w:val="20"/>
-        </w:rPr>
-        <w:commentReference w:id="21"/>
-      </w:r>
-      <w:commentRangeEnd w:id="22"/>
-      <w:r>
-        <w:rPr>
-          <w:rStyle w:val="Odkaznakoment"/>
-          <w:sz w:val="20"/>
-          <w:szCs w:val="20"/>
-        </w:rPr>
-        <w:commentReference w:id="22"/>
-      </w:r>
       <w:r>
         <w:t>Obecné vlastnosti MNAD (</w:t>
       </w:r>
@@ -1862,28 +1775,8 @@
       <w:r>
         <w:t xml:space="preserve">Na úrovni každého </w:t>
       </w:r>
-      <w:commentRangeStart w:id="23"/>
-      <w:commentRangeStart w:id="24"/>
       <w:r>
         <w:t>podbalíčku</w:t>
-      </w:r>
-      <w:commentRangeEnd w:id="23"/>
-      <w:r>
-        <w:rPr>
-          <w:rStyle w:val="Odkaznakoment"/>
-          <w:sz w:val="20"/>
-          <w:szCs w:val="20"/>
-        </w:rPr>
-        <w:commentReference w:id="23"/>
-      </w:r>
-      <w:commentRangeEnd w:id="24"/>
-      <w:r>
-        <w:rPr>
-          <w:rStyle w:val="Odkaznakoment"/>
-          <w:sz w:val="20"/>
-          <w:szCs w:val="20"/>
-        </w:rPr>
-        <w:commentReference w:id="24"/>
       </w:r>
       <w:r>
         <w:t xml:space="preserve"> </w:t>
@@ -3100,8 +2993,6 @@
         </w:rPr>
         <w:t xml:space="preserve">Příklad trajektorie manévru v úrovni jízdního pruhu (C) </w:t>
       </w:r>
-      <w:commentRangeStart w:id="25"/>
-      <w:commentRangeStart w:id="26"/>
       <w:r>
         <w:rPr>
           <w:b/>
@@ -3137,26 +3028,6 @@
           <w:b/>
         </w:rPr>
         <w:t xml:space="preserve">(A) a jejich spojení </w:t>
-      </w:r>
-      <w:commentRangeEnd w:id="25"/>
-      <w:r>
-        <w:rPr>
-          <w:rStyle w:val="Odkaznakoment"/>
-          <w:b/>
-          <w:sz w:val="18"/>
-          <w:szCs w:val="18"/>
-        </w:rPr>
-        <w:commentReference w:id="25"/>
-      </w:r>
-      <w:commentRangeEnd w:id="26"/>
-      <w:r>
-        <w:rPr>
-          <w:rStyle w:val="Odkaznakoment"/>
-          <w:b/>
-          <w:sz w:val="18"/>
-          <w:szCs w:val="18"/>
-        </w:rPr>
-        <w:commentReference w:id="26"/>
       </w:r>
       <w:r>
         <w:rPr>
@@ -3810,263 +3681,6 @@
 </w:document>
 </file>
 
-<file path=word/comments.xml><?xml version="1.0" encoding="utf-8"?>
-<w:comments xmlns:wpc="http://schemas.microsoft.com/office/word/2010/wordprocessingCanvas" xmlns:cx="http://schemas.microsoft.com/office/drawing/2014/chartex" xmlns:cx1="http://schemas.microsoft.com/office/drawing/2015/9/8/chartex" xmlns:cx2="http://schemas.microsoft.com/office/drawing/2015/10/21/chartex" xmlns:cx3="http://schemas.microsoft.com/office/drawing/2016/5/9/chartex" xmlns:cx4="http://schemas.microsoft.com/office/drawing/2016/5/10/chartex" xmlns:cx5="http://schemas.microsoft.com/office/drawing/2016/5/11/chartex" xmlns:cx6="http://schemas.microsoft.com/office/drawing/2016/5/12/chartex" xmlns:cx7="http://schemas.microsoft.com/office/drawing/2016/5/13/chartex" xmlns:cx8="http://schemas.microsoft.com/office/drawing/2016/5/14/chartex" xmlns:mc="http://schemas.openxmlformats.org/markup-compatibility/2006" xmlns:aink="http://schemas.microsoft.com/office/drawing/2016/ink" xmlns:am3d="http://schemas.microsoft.com/office/drawing/2017/model3d" xmlns:o="urn:schemas-microsoft-com:office:office" xmlns:oel="http://schemas.microsoft.com/office/2019/extlst" xmlns:r="http://schemas.openxmlformats.org/officeDocument/2006/relationships" xmlns:m="http://schemas.openxmlformats.org/officeDocument/2006/math" xmlns:v="urn:schemas-microsoft-com:vml" xmlns:wp14="http://schemas.microsoft.com/office/word/2010/wordprocessingDrawing" xmlns:wp="http://schemas.openxmlformats.org/drawingml/2006/wordprocessingDrawing" xmlns:w10="urn:schemas-microsoft-com:office:word" xmlns:w="http://schemas.openxmlformats.org/wordprocessingml/2006/main" xmlns:w14="http://schemas.microsoft.com/office/word/2010/wordml" xmlns:w15="http://schemas.microsoft.com/office/word/2012/wordml" xmlns:w16cex="http://schemas.microsoft.com/office/word/2018/wordml/cex" xmlns:w16cid="http://schemas.microsoft.com/office/word/2016/wordml/cid" xmlns:w16="http://schemas.microsoft.com/office/word/2018/wordml" xmlns:w16du="http://schemas.microsoft.com/office/word/2023/wordml/word16du" xmlns:w16sdtdh="http://schemas.microsoft.com/office/word/2020/wordml/sdtdatahash" xmlns:w16sdtfl="http://schemas.microsoft.com/office/word/2024/wordml/sdtformatlock" xmlns:w16se="http://schemas.microsoft.com/office/word/2015/wordml/symex" xmlns:wpg="http://schemas.microsoft.com/office/word/2010/wordprocessingGroup" xmlns:wpi="http://schemas.microsoft.com/office/word/2010/wordprocessingInk" xmlns:wne="http://schemas.microsoft.com/office/word/2006/wordml" xmlns:wps="http://schemas.microsoft.com/office/word/2010/wordprocessingShape" mc:Ignorable="w14 w15 w16se w16cid w16 w16cex w16sdtdh w16sdtfl w16du wp14">
-  <w:comment w:id="1" w:author="Petr Bureš" w:date="2026-02-13T10:24:00Z" w:initials="PB">
-    <w:p>
-      <w:pPr>
-        <w:ind w:left="0" w:hanging="2"/>
-      </w:pPr>
-      <w:r>
-        <w:annotationRef/>
-      </w:r>
-      <w:r>
-        <w:t>problém s balíčky a podbalíčky, co skupiny? sobory částí?... probrát s JV</w:t>
-      </w:r>
-    </w:p>
-  </w:comment>
-  <w:comment w:id="2" w:author="Petr Bureš" w:date="2026-03-24T16:20:00Z" w:initials="PB">
-    <w:p>
-      <w:pPr>
-        <w:pStyle w:val="Textkomente"/>
-        <w:ind w:leftChars="0" w:left="0" w:firstLineChars="0" w:firstLine="0"/>
-        <w:jc w:val="left"/>
-      </w:pPr>
-      <w:r>
-        <w:rPr>
-          <w:rStyle w:val="Odkaznakoment"/>
-        </w:rPr>
-        <w:annotationRef/>
-      </w:r>
-      <w:r>
-        <w:t>Balíčky a podbalíčky jsou standard OMG a UML - z toho zde vycházíme, mohu doplnit definici.</w:t>
-      </w:r>
-    </w:p>
-  </w:comment>
-  <w:comment w:id="6" w:author="Lenka Svorova" w:date="2026-02-12T19:59:00Z" w:initials="LS">
-    <w:p>
-      <w:pPr>
-        <w:ind w:left="0" w:hanging="2"/>
-      </w:pPr>
-      <w:r>
-        <w:annotationRef/>
-      </w:r>
-      <w:r>
-        <w:t>Byla vydána 2025, 269 stran</w:t>
-      </w:r>
-    </w:p>
-    <w:p>
-      <w:pPr>
-        <w:ind w:left="0" w:hanging="2"/>
-      </w:pPr>
-      <w:r>
-        <w:t>1. vydání 2023 má 146 stran</w:t>
-      </w:r>
-    </w:p>
-  </w:comment>
-  <w:comment w:id="18" w:author="Petr Bureš" w:date="2026-02-13T10:29:00Z" w:initials="PB">
-    <w:p>
-      <w:pPr>
-        <w:ind w:left="0" w:hanging="2"/>
-      </w:pPr>
-      <w:r>
-        <w:annotationRef/>
-      </w:r>
-      <w:r>
-        <w:t>odzíávorkovat</w:t>
-      </w:r>
-    </w:p>
-  </w:comment>
-  <w:comment w:id="19" w:author="Uživatel typu Host" w:date="2026-02-13T10:10:00Z" w:initials="UH">
-    <w:p>
-      <w:pPr>
-        <w:ind w:left="0" w:hanging="2"/>
-      </w:pPr>
-      <w:r>
-        <w:annotationRef/>
-      </w:r>
-      <w:r>
-        <w:t>sekce / části?</w:t>
-      </w:r>
-    </w:p>
-  </w:comment>
-  <w:comment w:id="20" w:author="Petr Bureš" w:date="2026-03-24T17:46:00Z" w:initials="PB">
-    <w:p>
-      <w:pPr>
-        <w:pStyle w:val="Textkomente"/>
-        <w:ind w:leftChars="0" w:left="0" w:firstLineChars="0" w:firstLine="0"/>
-        <w:jc w:val="left"/>
-      </w:pPr>
-      <w:r>
-        <w:rPr>
-          <w:rStyle w:val="Odkaznakoment"/>
-        </w:rPr>
-        <w:annotationRef/>
-      </w:r>
-      <w:r>
-        <w:t>Podbalíčky - uvedl jsem definice.</w:t>
-      </w:r>
-    </w:p>
-  </w:comment>
-  <w:comment w:id="21" w:author="Lenka Svorova" w:date="2026-02-12T20:03:00Z" w:initials="LS">
-    <w:p>
-      <w:pPr>
-        <w:ind w:left="0" w:hanging="2"/>
-      </w:pPr>
-      <w:r>
-        <w:annotationRef/>
-      </w:r>
-      <w:r>
-        <w:t>pravděpodobně "balíček"</w:t>
-      </w:r>
-    </w:p>
-  </w:comment>
-  <w:comment w:id="22" w:author="Petr Bureš" w:date="2026-03-24T16:28:00Z" w:initials="PB">
-    <w:p>
-      <w:pPr>
-        <w:pStyle w:val="Textkomente"/>
-        <w:ind w:leftChars="0" w:left="0" w:firstLineChars="0" w:firstLine="0"/>
-        <w:jc w:val="left"/>
-      </w:pPr>
-      <w:r>
-        <w:rPr>
-          <w:rStyle w:val="Odkaznakoment"/>
-        </w:rPr>
-        <w:annotationRef/>
-      </w:r>
-      <w:r>
-        <w:t>Ano opraveno</w:t>
-      </w:r>
-    </w:p>
-  </w:comment>
-  <w:comment w:id="23" w:author="Lenka Svorova" w:date="2026-02-12T20:07:00Z" w:initials="LS">
-    <w:p>
-      <w:pPr>
-        <w:ind w:left="0" w:hanging="2"/>
-      </w:pPr>
-      <w:r>
-        <w:annotationRef/>
-      </w:r>
-      <w:r>
-        <w:t>někde balík, jinde balíček - chce sjednotit</w:t>
-      </w:r>
-    </w:p>
-  </w:comment>
-  <w:comment w:id="24" w:author="Petr Bureš" w:date="2026-03-24T17:38:00Z" w:initials="PB">
-    <w:p>
-      <w:pPr>
-        <w:pStyle w:val="Textkomente"/>
-        <w:ind w:leftChars="0" w:left="0" w:firstLineChars="0" w:firstLine="0"/>
-        <w:jc w:val="left"/>
-      </w:pPr>
-      <w:r>
-        <w:rPr>
-          <w:rStyle w:val="Odkaznakoment"/>
-        </w:rPr>
-        <w:annotationRef/>
-      </w:r>
-      <w:r>
-        <w:t>Sjednoceno - díky</w:t>
-      </w:r>
-    </w:p>
-  </w:comment>
-  <w:comment w:id="25" w:author="Lenka Svorova" w:date="2026-02-12T20:09:00Z" w:initials="LS">
-    <w:p>
-      <w:pPr>
-        <w:ind w:left="0" w:hanging="2"/>
-      </w:pPr>
-      <w:r>
-        <w:annotationRef/>
-      </w:r>
-      <w:r>
-        <w:t>nemá být (A) za "spojení"?</w:t>
-      </w:r>
-    </w:p>
-  </w:comment>
-  <w:comment w:id="26" w:author="Petr Bureš" w:date="2026-03-24T17:45:00Z" w:initials="PB">
-    <w:p>
-      <w:pPr>
-        <w:pStyle w:val="Textkomente"/>
-        <w:ind w:leftChars="0" w:left="0" w:firstLineChars="0" w:firstLine="0"/>
-        <w:jc w:val="left"/>
-      </w:pPr>
-      <w:r>
-        <w:rPr>
-          <w:rStyle w:val="Odkaznakoment"/>
-        </w:rPr>
-        <w:annotationRef/>
-      </w:r>
-      <w:r>
-        <w:t>To byl oříšek</w:t>
-      </w:r>
-    </w:p>
-  </w:comment>
-</w:comments>
-</file>
-
-<file path=word/commentsExtended.xml><?xml version="1.0" encoding="utf-8"?>
-<w15:commentsEx xmlns:wpc="http://schemas.microsoft.com/office/word/2010/wordprocessingCanvas" xmlns:cx="http://schemas.microsoft.com/office/drawing/2014/chartex" xmlns:cx1="http://schemas.microsoft.com/office/drawing/2015/9/8/chartex" xmlns:cx2="http://schemas.microsoft.com/office/drawing/2015/10/21/chartex" xmlns:cx3="http://schemas.microsoft.com/office/drawing/2016/5/9/chartex" xmlns:cx4="http://schemas.microsoft.com/office/drawing/2016/5/10/chartex" xmlns:cx5="http://schemas.microsoft.com/office/drawing/2016/5/11/chartex" xmlns:cx6="http://schemas.microsoft.com/office/drawing/2016/5/12/chartex" xmlns:cx7="http://schemas.microsoft.com/office/drawing/2016/5/13/chartex" xmlns:cx8="http://schemas.microsoft.com/office/drawing/2016/5/14/chartex" xmlns:mc="http://schemas.openxmlformats.org/markup-compatibility/2006" xmlns:aink="http://schemas.microsoft.com/office/drawing/2016/ink" xmlns:am3d="http://schemas.microsoft.com/office/drawing/2017/model3d" xmlns:o="urn:schemas-microsoft-com:office:office" xmlns:oel="http://schemas.microsoft.com/office/2019/extlst" xmlns:r="http://schemas.openxmlformats.org/officeDocument/2006/relationships" xmlns:m="http://schemas.openxmlformats.org/officeDocument/2006/math" xmlns:v="urn:schemas-microsoft-com:vml" xmlns:wp14="http://schemas.microsoft.com/office/word/2010/wordprocessingDrawing" xmlns:wp="http://schemas.openxmlformats.org/drawingml/2006/wordprocessingDrawing" xmlns:w10="urn:schemas-microsoft-com:office:word" xmlns:w="http://schemas.openxmlformats.org/wordprocessingml/2006/main" xmlns:w14="http://schemas.microsoft.com/office/word/2010/wordml" xmlns:w15="http://schemas.microsoft.com/office/word/2012/wordml" xmlns:w16cex="http://schemas.microsoft.com/office/word/2018/wordml/cex" xmlns:w16cid="http://schemas.microsoft.com/office/word/2016/wordml/cid" xmlns:w16="http://schemas.microsoft.com/office/word/2018/wordml" xmlns:w16du="http://schemas.microsoft.com/office/word/2023/wordml/word16du" xmlns:w16sdtdh="http://schemas.microsoft.com/office/word/2020/wordml/sdtdatahash" xmlns:w16sdtfl="http://schemas.microsoft.com/office/word/2024/wordml/sdtformatlock" xmlns:w16se="http://schemas.microsoft.com/office/word/2015/wordml/symex" xmlns:wpg="http://schemas.microsoft.com/office/word/2010/wordprocessingGroup" xmlns:wpi="http://schemas.microsoft.com/office/word/2010/wordprocessingInk" xmlns:wne="http://schemas.microsoft.com/office/word/2006/wordml" xmlns:wps="http://schemas.microsoft.com/office/word/2010/wordprocessingShape" mc:Ignorable="w14 w15 w16se w16cid w16 w16cex w16sdtdh w16sdtfl w16du wp14">
-  <w15:commentEx w15:paraId="12D54756" w15:done="1"/>
-  <w15:commentEx w15:paraId="498BDB10" w15:paraIdParent="12D54756" w15:done="1"/>
-  <w15:commentEx w15:paraId="05A0F1D7" w15:done="1"/>
-  <w15:commentEx w15:paraId="41E2E47D" w15:done="1"/>
-  <w15:commentEx w15:paraId="6D1BF003" w15:done="1"/>
-  <w15:commentEx w15:paraId="016CB7C2" w15:paraIdParent="6D1BF003" w15:done="1"/>
-  <w15:commentEx w15:paraId="6E9C7EE4" w15:done="1"/>
-  <w15:commentEx w15:paraId="71341AE6" w15:paraIdParent="6E9C7EE4" w15:done="1"/>
-  <w15:commentEx w15:paraId="4199E9D1" w15:done="1"/>
-  <w15:commentEx w15:paraId="060BAD42" w15:paraIdParent="4199E9D1" w15:done="1"/>
-  <w15:commentEx w15:paraId="322D6F6B" w15:done="1"/>
-  <w15:commentEx w15:paraId="0DE6B605" w15:paraIdParent="322D6F6B" w15:done="1"/>
-</w15:commentsEx>
-</file>
-
-<file path=word/commentsExtensible.xml><?xml version="1.0" encoding="utf-8"?>
-<w16cex:commentsExtensible xmlns:wpc="http://schemas.microsoft.com/office/word/2010/wordprocessingCanvas" xmlns:cx="http://schemas.microsoft.com/office/drawing/2014/chartex" xmlns:cx1="http://schemas.microsoft.com/office/drawing/2015/9/8/chartex" xmlns:cx2="http://schemas.microsoft.com/office/drawing/2015/10/21/chartex" xmlns:cx3="http://schemas.microsoft.com/office/drawing/2016/5/9/chartex" xmlns:cx4="http://schemas.microsoft.com/office/drawing/2016/5/10/chartex" xmlns:cx5="http://schemas.microsoft.com/office/drawing/2016/5/11/chartex" xmlns:cx6="http://schemas.microsoft.com/office/drawing/2016/5/12/chartex" xmlns:cx7="http://schemas.microsoft.com/office/drawing/2016/5/13/chartex" xmlns:cx8="http://schemas.microsoft.com/office/drawing/2016/5/14/chartex" xmlns:cr="http://schemas.microsoft.com/office/comments/2020/reactions" xmlns:mc="http://schemas.openxmlformats.org/markup-compatibility/2006" xmlns:aink="http://schemas.microsoft.com/office/drawing/2016/ink" xmlns:am3d="http://schemas.microsoft.com/office/drawing/2017/model3d" xmlns:o="urn:schemas-microsoft-com:office:office" xmlns:oel="http://schemas.microsoft.com/office/2019/extlst" xmlns:r="http://schemas.openxmlformats.org/officeDocument/2006/relationships" xmlns:m="http://schemas.openxmlformats.org/officeDocument/2006/math" xmlns:v="urn:schemas-microsoft-com:vml" xmlns:wp14="http://schemas.microsoft.com/office/word/2010/wordprocessingDrawing" xmlns:wp="http://schemas.openxmlformats.org/drawingml/2006/wordprocessingDrawing" xmlns:w10="urn:schemas-microsoft-com:office:word" xmlns:w="http://schemas.openxmlformats.org/wordprocessingml/2006/main" xmlns:w14="http://schemas.microsoft.com/office/word/2010/wordml" xmlns:w15="http://schemas.microsoft.com/office/word/2012/wordml" xmlns:w16cex="http://schemas.microsoft.com/office/word/2018/wordml/cex" xmlns:w16cid="http://schemas.microsoft.com/office/word/2016/wordml/cid" xmlns:w16="http://schemas.microsoft.com/office/word/2018/wordml" xmlns:w16du="http://schemas.microsoft.com/office/word/2023/wordml/word16du" xmlns:w16sdtdh="http://schemas.microsoft.com/office/word/2020/wordml/sdtdatahash" xmlns:w16sdtfl="http://schemas.microsoft.com/office/word/2024/wordml/sdtformatlock" xmlns:w16se="http://schemas.microsoft.com/office/word/2015/wordml/symex" xmlns:wpg="http://schemas.microsoft.com/office/word/2010/wordprocessingGroup" xmlns:wpi="http://schemas.microsoft.com/office/word/2010/wordprocessingInk" xmlns:wne="http://schemas.microsoft.com/office/word/2006/wordml" xmlns:wps="http://schemas.microsoft.com/office/word/2010/wordprocessingShape" mc:Ignorable="w14 w15 w16se w16cid w16 w16cex w16sdtdh w16sdtfl cr w16du wp14">
-  <w16cex:commentExtensible w16cex:durableId="638072EB" w16cex:dateUtc="2026-02-13T09:24:00Z"/>
-  <w16cex:commentExtensible w16cex:durableId="439EC44E" w16cex:dateUtc="2026-03-24T15:20:00Z"/>
-  <w16cex:commentExtensible w16cex:durableId="46308289" w16cex:dateUtc="2026-02-12T18:59:00Z">
-    <w16cex:extLst>
-      <w16:ext w16:uri="{CE6994B0-6A32-4C9F-8C6B-6E91EDA988CE}">
-        <cr:reactions xmlns:cr="http://schemas.microsoft.com/office/comments/2020/reactions">
-          <cr:reaction reactionType="1">
-            <cr:reactionInfo dateUtc="2026-03-24T15:13:46Z">
-              <cr:user userId="44c2ca306ed1fb5a" userProvider="Windows Live" userName="Petr Bureš"/>
-            </cr:reactionInfo>
-          </cr:reaction>
-        </cr:reactions>
-      </w16:ext>
-    </w16cex:extLst>
-  </w16cex:commentExtensible>
-  <w16cex:commentExtensible w16cex:durableId="5F8B8AE1" w16cex:dateUtc="2026-02-13T09:29:00Z"/>
-  <w16cex:commentExtensible w16cex:durableId="7FCA23DC" w16cex:dateUtc="2026-02-13T09:10:00Z"/>
-  <w16cex:commentExtensible w16cex:durableId="6F33A01F" w16cex:dateUtc="2026-03-24T16:46:00Z"/>
-  <w16cex:commentExtensible w16cex:durableId="410A35E0" w16cex:dateUtc="2026-02-12T19:03:00Z"/>
-  <w16cex:commentExtensible w16cex:durableId="2BF3C0C1" w16cex:dateUtc="2026-03-24T15:28:00Z"/>
-  <w16cex:commentExtensible w16cex:durableId="48B038CF" w16cex:dateUtc="2026-02-12T19:07:00Z"/>
-  <w16cex:commentExtensible w16cex:durableId="040B8379" w16cex:dateUtc="2026-03-24T16:38:00Z"/>
-  <w16cex:commentExtensible w16cex:durableId="15876DA0" w16cex:dateUtc="2026-02-12T19:09:00Z"/>
-  <w16cex:commentExtensible w16cex:durableId="0DBB683C" w16cex:dateUtc="2026-03-24T16:45:00Z"/>
-</w16cex:commentsExtensible>
-</file>
-
-<file path=word/commentsIds.xml><?xml version="1.0" encoding="utf-8"?>
-<w16cid:commentsIds xmlns:wpc="http://schemas.microsoft.com/office/word/2010/wordprocessingCanvas" xmlns:cx="http://schemas.microsoft.com/office/drawing/2014/chartex" xmlns:cx1="http://schemas.microsoft.com/office/drawing/2015/9/8/chartex" xmlns:cx2="http://schemas.microsoft.com/office/drawing/2015/10/21/chartex" xmlns:cx3="http://schemas.microsoft.com/office/drawing/2016/5/9/chartex" xmlns:cx4="http://schemas.microsoft.com/office/drawing/2016/5/10/chartex" xmlns:cx5="http://schemas.microsoft.com/office/drawing/2016/5/11/chartex" xmlns:cx6="http://schemas.microsoft.com/office/drawing/2016/5/12/chartex" xmlns:cx7="http://schemas.microsoft.com/office/drawing/2016/5/13/chartex" xmlns:cx8="http://schemas.microsoft.com/office/drawing/2016/5/14/chartex" xmlns:mc="http://schemas.openxmlformats.org/markup-compatibility/2006" xmlns:aink="http://schemas.microsoft.com/office/drawing/2016/ink" xmlns:am3d="http://schemas.microsoft.com/office/drawing/2017/model3d" xmlns:o="urn:schemas-microsoft-com:office:office" xmlns:oel="http://schemas.microsoft.com/office/2019/extlst" xmlns:r="http://schemas.openxmlformats.org/officeDocument/2006/relationships" xmlns:m="http://schemas.openxmlformats.org/officeDocument/2006/math" xmlns:v="urn:schemas-microsoft-com:vml" xmlns:wp14="http://schemas.microsoft.com/office/word/2010/wordprocessingDrawing" xmlns:wp="http://schemas.openxmlformats.org/drawingml/2006/wordprocessingDrawing" xmlns:w10="urn:schemas-microsoft-com:office:word" xmlns:w="http://schemas.openxmlformats.org/wordprocessingml/2006/main" xmlns:w14="http://schemas.microsoft.com/office/word/2010/wordml" xmlns:w15="http://schemas.microsoft.com/office/word/2012/wordml" xmlns:w16cex="http://schemas.microsoft.com/office/word/2018/wordml/cex" xmlns:w16cid="http://schemas.microsoft.com/office/word/2016/wordml/cid" xmlns:w16="http://schemas.microsoft.com/office/word/2018/wordml" xmlns:w16du="http://schemas.microsoft.com/office/word/2023/wordml/word16du" xmlns:w16sdtdh="http://schemas.microsoft.com/office/word/2020/wordml/sdtdatahash" xmlns:w16sdtfl="http://schemas.microsoft.com/office/word/2024/wordml/sdtformatlock" xmlns:w16se="http://schemas.microsoft.com/office/word/2015/wordml/symex" xmlns:wpg="http://schemas.microsoft.com/office/word/2010/wordprocessingGroup" xmlns:wpi="http://schemas.microsoft.com/office/word/2010/wordprocessingInk" xmlns:wne="http://schemas.microsoft.com/office/word/2006/wordml" xmlns:wps="http://schemas.microsoft.com/office/word/2010/wordprocessingShape" mc:Ignorable="w14 w15 w16se w16cid w16 w16cex w16sdtdh w16sdtfl w16du wp14">
-  <w16cid:commentId w16cid:paraId="12D54756" w16cid:durableId="638072EB"/>
-  <w16cid:commentId w16cid:paraId="498BDB10" w16cid:durableId="439EC44E"/>
-  <w16cid:commentId w16cid:paraId="05A0F1D7" w16cid:durableId="46308289"/>
-  <w16cid:commentId w16cid:paraId="41E2E47D" w16cid:durableId="5F8B8AE1"/>
-  <w16cid:commentId w16cid:paraId="6D1BF003" w16cid:durableId="7FCA23DC"/>
-  <w16cid:commentId w16cid:paraId="016CB7C2" w16cid:durableId="6F33A01F"/>
-  <w16cid:commentId w16cid:paraId="6E9C7EE4" w16cid:durableId="410A35E0"/>
-  <w16cid:commentId w16cid:paraId="71341AE6" w16cid:durableId="2BF3C0C1"/>
-  <w16cid:commentId w16cid:paraId="4199E9D1" w16cid:durableId="48B038CF"/>
-  <w16cid:commentId w16cid:paraId="060BAD42" w16cid:durableId="040B8379"/>
-  <w16cid:commentId w16cid:paraId="322D6F6B" w16cid:durableId="15876DA0"/>
-  <w16cid:commentId w16cid:paraId="0DE6B605" w16cid:durableId="0DBB683C"/>
-</w16cid:commentsIds>
-</file>
-
 <file path=word/endnotes.xml><?xml version="1.0" encoding="utf-8"?>
 <w:endnotes xmlns:wpc="http://schemas.microsoft.com/office/word/2010/wordprocessingCanvas" xmlns:cx="http://schemas.microsoft.com/office/drawing/2014/chartex" xmlns:cx1="http://schemas.microsoft.com/office/drawing/2015/9/8/chartex" xmlns:cx2="http://schemas.microsoft.com/office/drawing/2015/10/21/chartex" xmlns:cx3="http://schemas.microsoft.com/office/drawing/2016/5/9/chartex" xmlns:cx4="http://schemas.microsoft.com/office/drawing/2016/5/10/chartex" xmlns:cx5="http://schemas.microsoft.com/office/drawing/2016/5/11/chartex" xmlns:cx6="http://schemas.microsoft.com/office/drawing/2016/5/12/chartex" xmlns:cx7="http://schemas.microsoft.com/office/drawing/2016/5/13/chartex" xmlns:cx8="http://schemas.microsoft.com/office/drawing/2016/5/14/chartex" xmlns:mc="http://schemas.openxmlformats.org/markup-compatibility/2006" xmlns:aink="http://schemas.microsoft.com/office/drawing/2016/ink" xmlns:am3d="http://schemas.microsoft.com/office/drawing/2017/model3d" xmlns:o="urn:schemas-microsoft-com:office:office" xmlns:oel="http://schemas.microsoft.com/office/2019/extlst" xmlns:r="http://schemas.openxmlformats.org/officeDocument/2006/relationships" xmlns:m="http://schemas.openxmlformats.org/officeDocument/2006/math" xmlns:v="urn:schemas-microsoft-com:vml" xmlns:wp14="http://schemas.microsoft.com/office/word/2010/wordprocessingDrawing" xmlns:wp="http://schemas.openxmlformats.org/drawingml/2006/wordprocessingDrawing" xmlns:w10="urn:schemas-microsoft-com:office:word" xmlns:w="http://schemas.openxmlformats.org/wordprocessingml/2006/main" xmlns:w14="http://schemas.microsoft.com/office/word/2010/wordml" xmlns:w15="http://schemas.microsoft.com/office/word/2012/wordml" xmlns:w16cex="http://schemas.microsoft.com/office/word/2018/wordml/cex" xmlns:w16cid="http://schemas.microsoft.com/office/word/2016/wordml/cid" xmlns:w16="http://schemas.microsoft.com/office/word/2018/wordml" xmlns:w16du="http://schemas.microsoft.com/office/word/2023/wordml/word16du" xmlns:w16sdtdh="http://schemas.microsoft.com/office/word/2020/wordml/sdtdatahash" xmlns:w16sdtfl="http://schemas.microsoft.com/office/word/2024/wordml/sdtformatlock" xmlns:w16se="http://schemas.microsoft.com/office/word/2015/wordml/symex" xmlns:wpg="http://schemas.microsoft.com/office/word/2010/wordprocessingGroup" xmlns:wpi="http://schemas.microsoft.com/office/word/2010/wordprocessingInk" xmlns:wne="http://schemas.microsoft.com/office/word/2006/wordml" xmlns:wps="http://schemas.microsoft.com/office/word/2010/wordprocessingShape" mc:Ignorable="w14 w15 w16se w16cid w16 w16cex w16sdtdh w16sdtfl w16du wp14">
   <w:endnote w:type="separator" w:id="-1">
@@ -5764,17 +5378,6 @@
     <w:abstractNumId w:val="1"/>
   </w:num>
 </w:numbering>
-</file>
-
-<file path=word/people.xml><?xml version="1.0" encoding="utf-8"?>
-<w15:people xmlns:wpc="http://schemas.microsoft.com/office/word/2010/wordprocessingCanvas" xmlns:cx="http://schemas.microsoft.com/office/drawing/2014/chartex" xmlns:cx1="http://schemas.microsoft.com/office/drawing/2015/9/8/chartex" xmlns:cx2="http://schemas.microsoft.com/office/drawing/2015/10/21/chartex" xmlns:cx3="http://schemas.microsoft.com/office/drawing/2016/5/9/chartex" xmlns:cx4="http://schemas.microsoft.com/office/drawing/2016/5/10/chartex" xmlns:cx5="http://schemas.microsoft.com/office/drawing/2016/5/11/chartex" xmlns:cx6="http://schemas.microsoft.com/office/drawing/2016/5/12/chartex" xmlns:cx7="http://schemas.microsoft.com/office/drawing/2016/5/13/chartex" xmlns:cx8="http://schemas.microsoft.com/office/drawing/2016/5/14/chartex" xmlns:mc="http://schemas.openxmlformats.org/markup-compatibility/2006" xmlns:aink="http://schemas.microsoft.com/office/drawing/2016/ink" xmlns:am3d="http://schemas.microsoft.com/office/drawing/2017/model3d" xmlns:o="urn:schemas-microsoft-com:office:office" xmlns:oel="http://schemas.microsoft.com/office/2019/extlst" xmlns:r="http://schemas.openxmlformats.org/officeDocument/2006/relationships" xmlns:m="http://schemas.openxmlformats.org/officeDocument/2006/math" xmlns:v="urn:schemas-microsoft-com:vml" xmlns:wp14="http://schemas.microsoft.com/office/word/2010/wordprocessingDrawing" xmlns:wp="http://schemas.openxmlformats.org/drawingml/2006/wordprocessingDrawing" xmlns:w10="urn:schemas-microsoft-com:office:word" xmlns:w="http://schemas.openxmlformats.org/wordprocessingml/2006/main" xmlns:w14="http://schemas.microsoft.com/office/word/2010/wordml" xmlns:w15="http://schemas.microsoft.com/office/word/2012/wordml" xmlns:w16cex="http://schemas.microsoft.com/office/word/2018/wordml/cex" xmlns:w16cid="http://schemas.microsoft.com/office/word/2016/wordml/cid" xmlns:w16="http://schemas.microsoft.com/office/word/2018/wordml" xmlns:w16du="http://schemas.microsoft.com/office/word/2023/wordml/word16du" xmlns:w16sdtdh="http://schemas.microsoft.com/office/word/2020/wordml/sdtdatahash" xmlns:w16sdtfl="http://schemas.microsoft.com/office/word/2024/wordml/sdtformatlock" xmlns:w16se="http://schemas.microsoft.com/office/word/2015/wordml/symex" xmlns:wpg="http://schemas.microsoft.com/office/word/2010/wordprocessingGroup" xmlns:wpi="http://schemas.microsoft.com/office/word/2010/wordprocessingInk" xmlns:wne="http://schemas.microsoft.com/office/word/2006/wordml" xmlns:wps="http://schemas.microsoft.com/office/word/2010/wordprocessingShape" mc:Ignorable="w14 w15 w16se w16cid w16 w16cex w16sdtdh w16sdtfl w16du wp14">
-  <w15:person w15:author="Petr Bureš">
-    <w15:presenceInfo w15:providerId="Windows Live" w15:userId="44c2ca306ed1fb5a"/>
-  </w15:person>
-  <w15:person w15:author="Lenka Svorova">
-    <w15:presenceInfo w15:providerId="Windows Live" w15:userId="4641326cecce2c03"/>
-  </w15:person>
-</w15:people>
 </file>
 
 <file path=word/styles.xml><?xml version="1.0" encoding="utf-8"?>

--- a/extrakty/doc/TC278WG7/extract_22726-1_(2025).docx
+++ b/extrakty/doc/TC278WG7/extract_22726-1_(2025).docx
@@ -494,32 +494,10 @@
     </w:p>
     <w:p>
       <w:pPr>
-        <w:pBdr>
-          <w:top w:val="nil"/>
-          <w:left w:val="nil"/>
-          <w:bottom w:val="nil"/>
-          <w:right w:val="nil"/>
-          <w:between w:val="nil"/>
-        </w:pBdr>
-        <w:spacing w:before="240" w:after="200" w:line="240" w:lineRule="auto"/>
         <w:ind w:left="0" w:hanging="2"/>
-        <w:rPr>
-          <w:rFonts w:ascii="Times New Roman" w:eastAsia="Times New Roman" w:hAnsi="Times New Roman" w:cs="Times New Roman"/>
-          <w:color w:val="000000"/>
-          <w:sz w:val="24"/>
-          <w:szCs w:val="24"/>
-        </w:rPr>
-      </w:pPr>
-      <w:bookmarkStart w:id="9" w:name="_heading=h.3znysh7" w:colFirst="0" w:colLast="0"/>
-      <w:bookmarkEnd w:id="9"/>
-      <w:r>
-        <w:rPr>
-          <w:i/>
-          <w:color w:val="000000"/>
-          <w:sz w:val="18"/>
-          <w:szCs w:val="18"/>
-        </w:rPr>
-        <w:t>Poznámka: Extrakt uvádí vybrané kapitoly popisovaného dokumentu a přejímá původní číslování kapitol.</w:t>
+      </w:pPr>
+      <w:r>
+        <w:t xml:space="preserve">Poznámka: Extrakt uvádí vybrané kapitoly popisovaného dokumentu a přejímá původní číslování kapitol.</w:t>
       </w:r>
     </w:p>
     <w:p>
@@ -561,10 +539,50 @@
       <w:pPr>
         <w:pStyle w:val="Nadpis1"/>
       </w:pPr>
+      <w:bookmarkStart w:id="12" w:name="_heading=h.exlj16mcv1lp" w:colFirst="0" w:colLast="0"/>
+      <w:bookmarkEnd w:id="12"/>
+      <w:r>
+        <w:t xml:space="preserve">1 Předmět normy</w:t>
+      </w:r>
+    </w:p>
+    <w:p>
+      <w:pPr>
+        <w:ind w:left="0" w:hanging="2"/>
+      </w:pPr>
+      <w:r>
+        <w:lastRenderedPageBreak/>
+        <w:t>Popisovaný</w:t>
+      </w:r>
+      <w:r>
+        <w:t xml:space="preserve"> dokument specifikuje architekturu a logický datový model statických mapových dat (MHAD) pro ADS. Definuje hlavní balíčky, </w:t>
+      </w:r>
+      <w:r>
+        <w:t>jejich prvky</w:t>
+      </w:r>
+      <w:r>
+        <w:t xml:space="preserve">, společné datové třídy, pravidla pro </w:t>
+      </w:r>
+      <w:r>
+        <w:t>polohu</w:t>
+      </w:r>
+      <w:r>
+        <w:t xml:space="preserve"> a geometrii prvků, modelování</w:t>
+      </w:r>
+      <w:r>
+        <w:t xml:space="preserve"> dopravních předpisů</w:t>
+      </w:r>
+      <w:r>
+        <w:t xml:space="preserve"> a požadavky na konformitu (viz Příloha A).</w:t>
+      </w:r>
+    </w:p>
+    <w:p>
+      <w:pPr>
+        <w:pStyle w:val="Nadpis1"/>
+      </w:pPr>
       <w:bookmarkStart w:id="11" w:name="_heading=h.8kdf5wup1at0" w:colFirst="0" w:colLast="0"/>
       <w:bookmarkEnd w:id="11"/>
       <w:r>
-        <w:t>Souvisící normy</w:t>
+        <w:t xml:space="preserve">2 Souvisící normy</w:t>
       </w:r>
     </w:p>
     <w:p>
@@ -594,46 +612,6 @@
       </w:r>
       <w:r>
         <w:t>ISO/IEC 19501 UML verze 1.4.2</w:t>
-      </w:r>
-    </w:p>
-    <w:p>
-      <w:pPr>
-        <w:pStyle w:val="Nadpis1"/>
-      </w:pPr>
-      <w:bookmarkStart w:id="12" w:name="_heading=h.exlj16mcv1lp" w:colFirst="0" w:colLast="0"/>
-      <w:bookmarkEnd w:id="12"/>
-      <w:r>
-        <w:t>1 Předmět</w:t>
-      </w:r>
-    </w:p>
-    <w:p>
-      <w:pPr>
-        <w:ind w:left="0" w:hanging="2"/>
-      </w:pPr>
-      <w:r>
-        <w:lastRenderedPageBreak/>
-        <w:t>Popisovaný</w:t>
-      </w:r>
-      <w:r>
-        <w:t xml:space="preserve"> dokument specifikuje architekturu a logický datový model statických mapových dat (MHAD) pro ADS. Definuje hlavní balíčky, </w:t>
-      </w:r>
-      <w:r>
-        <w:t>jejich prvky</w:t>
-      </w:r>
-      <w:r>
-        <w:t xml:space="preserve">, společné datové třídy, pravidla pro </w:t>
-      </w:r>
-      <w:r>
-        <w:t>polohu</w:t>
-      </w:r>
-      <w:r>
-        <w:t xml:space="preserve"> a geometrii prvků, modelování</w:t>
-      </w:r>
-      <w:r>
-        <w:t xml:space="preserve"> dopravních předpisů</w:t>
-      </w:r>
-      <w:r>
-        <w:t xml:space="preserve"> a požadavky na konformitu (viz Příloha A).</w:t>
       </w:r>
     </w:p>
     <w:p>
@@ -825,12 +803,20 @@
     </w:p>
     <w:p>
       <w:pPr>
+        <w:ind w:left="0" w:hanging="2"/>
+      </w:pPr>
+      <w:r>
+        <w:t xml:space="preserve">Další termíny a zkratky z oboru ITS jsou obsaženy ve slovníku ITS terminology.</w:t>
+      </w:r>
+    </w:p>
+    <w:p>
+      <w:pPr>
         <w:pStyle w:val="Nadpis1"/>
       </w:pPr>
       <w:bookmarkStart w:id="14" w:name="_heading=h.k2373fclpmbw" w:colFirst="0" w:colLast="0"/>
       <w:bookmarkEnd w:id="14"/>
       <w:r>
-        <w:t>4 Zkratky</w:t>
+        <w:t xml:space="preserve">4 Symboly a zkratky</w:t>
       </w:r>
     </w:p>
     <w:p>
@@ -1024,46 +1010,10 @@
     </w:p>
     <w:p>
       <w:pPr>
-        <w:pBdr>
-          <w:top w:val="nil"/>
-          <w:left w:val="nil"/>
-          <w:bottom w:val="nil"/>
-          <w:right w:val="nil"/>
-          <w:between w:val="nil"/>
-        </w:pBdr>
         <w:ind w:left="0" w:hanging="2"/>
-        <w:rPr>
-          <w:color w:val="000000"/>
-        </w:rPr>
-      </w:pPr>
-      <w:r>
-        <w:rPr>
-          <w:i/>
-          <w:color w:val="000000"/>
-          <w:sz w:val="18"/>
-          <w:szCs w:val="18"/>
-        </w:rPr>
-        <w:t>Poznámka: Další termíny a zkratky z oboru ITS jsou obsaženy ve slovníku ITS terminology (</w:t>
-      </w:r>
-      <w:hyperlink r:id="rId13">
-        <w:r>
-          <w:rPr>
-            <w:i/>
-            <w:color w:val="000000"/>
-            <w:sz w:val="18"/>
-            <w:szCs w:val="18"/>
-          </w:rPr>
-          <w:t>www.itsterminology.org</w:t>
-        </w:r>
-      </w:hyperlink>
-      <w:r>
-        <w:rPr>
-          <w:i/>
-          <w:color w:val="000000"/>
-          <w:sz w:val="18"/>
-          <w:szCs w:val="18"/>
-        </w:rPr>
-        <w:t>).</w:t>
+      </w:pPr>
+      <w:r>
+        <w:t xml:space="preserve">Další termíny a zkratky z oboru ITS jsou obsaženy ve slovníku ITS terminology (www.ITSterminology.org).</w:t>
       </w:r>
     </w:p>
     <w:p>
